--- a/public/downloads/przykladowa-praca-magisterska-architektura.docx
+++ b/public/downloads/przykladowa-praca-magisterska-architektura.docx
@@ -136,7 +136,7 @@
         <w:t xml:space="preserve">— i właśnie szkielet części opisowej pokazuje ten wzór: analizy przedprojektowe (uwarunkowania, kontekst, studia referencyjne) → wnioski projektowe → opis koncepcji z zestawieniami → rozwiązania techniczne. Opis nie „opowiada plansz”, tylko dokumentuje drogę decyzji projektowych. Niebieskie adnotacje — usuń w swojej pracy. Dane są przykładowe. Pełne poradniki: praca-magisterska.pl/poradniki/</w:t>
       </w:r>
     </w:p>
-    <w:bookmarkStart w:id="20" w:name="streszczenie"/>
+    <w:bookmarkStart w:id="9" w:name="_streszczenie"/>
     <w:p>
       <w:pPr>
         <w:pStyle w:val="Heading1"/>
@@ -179,8 +179,8 @@
         <w:t xml:space="preserve">[Streszczenie pracy projektowej: przedmiot (co projektujesz), TEZA PROJEKTOWA (co projekt ma wykazać), zawartość części studialnej, główne decyzje koncepcji z liczbami i wykaz materiału projektowego (plansze). Teza projektowa to odpowiednik hipotezy — projekt jest argumentem na jej rzecz.]</w:t>
       </w:r>
     </w:p>
-    <w:bookmarkEnd w:id="20"/>
-    <w:bookmarkStart w:id="21" w:name="spis-treści"/>
+    <w:bookmarkEnd w:id="9"/>
+    <w:bookmarkStart w:id="10" w:name="_68349d0c7d64ae346c98bcec9a8185b5790f4f0"/>
     <w:p>
       <w:pPr>
         <w:pStyle w:val="Heading1"/>
@@ -414,8 +414,8 @@
         <w:t xml:space="preserve"> </w:t>
       </w:r>
     </w:p>
-    <w:bookmarkEnd w:id="21"/>
-    <w:bookmarkStart w:id="22" w:name="wstęp-przedmiot-cel-i-teza-projektowa"/>
+    <w:bookmarkEnd w:id="10"/>
+    <w:bookmarkStart w:id="11" w:name="_e5ff4f74ff1d5258a62916a3c75318d77ee4beb"/>
     <w:p>
       <w:pPr>
         <w:pStyle w:val="Heading1"/>
@@ -440,8 +440,8 @@
         <w:t xml:space="preserve">[Praca projektowa też ma tezę — o charakterze projektowym. Dzięki niej dyplom jest wywodem (analizy → wytyczne → decyzje → weryfikacja), a nie albumem. Podsumowanie pracy wraca do tezy i ocenia, czy projekt ją wykazał.]</w:t>
       </w:r>
     </w:p>
-    <w:bookmarkEnd w:id="22"/>
-    <w:bookmarkStart w:id="25" w:name="rozdział-1.-uwarunkowania-formalne"/>
+    <w:bookmarkEnd w:id="11"/>
+    <w:bookmarkStart w:id="14" w:name="_0d14d42f6f832054209efa3281961a737b977bd"/>
     <w:p>
       <w:pPr>
         <w:pStyle w:val="Heading1"/>
@@ -450,7 +450,7 @@
         <w:t xml:space="preserve">Rozdział 1. Uwarunkowania formalne</w:t>
       </w:r>
     </w:p>
-    <w:bookmarkStart w:id="24" w:name="X09b7f0aa338bdf72488f29f7f8cbebc37f17cfc"/>
+    <w:bookmarkStart w:id="13" w:name="_09b7f0aa338bdf72488f29f7f8cbebc37f17cfc"/>
     <w:p>
       <w:pPr>
         <w:pStyle w:val="Heading2"/>
@@ -470,7 +470,7 @@
         <w:rPr>
           <w:rStyle w:val="FootnoteReference"/>
         </w:rPr>
-        <w:footnoteReference w:id="23"/>
+        <w:footnoteReference w:id="12"/>
       </w:r>
       <w:r>
         <w:t xml:space="preserve"> </w:t>
@@ -487,9 +487,9 @@
         <w:t xml:space="preserve">[Uwarunkowania formalne (MPZP, ochrona konserwatorska) cytuje się jak akty prawne — z publikatorami. Decyzje projektowe sprzeczne z planem dyskwalifikują koncepcję, więc ten rozdział czyta się jako „warunki brzegowe” projektu.]</w:t>
       </w:r>
     </w:p>
-    <w:bookmarkEnd w:id="24"/>
-    <w:bookmarkEnd w:id="25"/>
-    <w:bookmarkStart w:id="27" w:name="Xda090975955fa8b0ebb8931ad4affaac6428fb6"/>
+    <w:bookmarkEnd w:id="13"/>
+    <w:bookmarkEnd w:id="14"/>
+    <w:bookmarkStart w:id="16" w:name="_da090975955fa8b0ebb8931ad4affaac6428fb6"/>
     <w:p>
       <w:pPr>
         <w:pStyle w:val="Heading1"/>
@@ -498,7 +498,7 @@
         <w:t xml:space="preserve">Rozdział 3. Studia realizacji referencyjnych</w:t>
       </w:r>
     </w:p>
-    <w:bookmarkStart w:id="26" w:name="Xf579205f040a0a57a5710335854edbcf8030268"/>
+    <w:bookmarkStart w:id="15" w:name="_f579205f040a0a57a5710335854edbcf8030268"/>
     <w:p>
       <w:pPr>
         <w:pStyle w:val="Heading2"/>
@@ -523,9 +523,9 @@
         <w:t xml:space="preserve">[Studia przypadków referencyjnych to architektoniczny „przegląd literatury”: jawne kryteria doboru + jednolity schemat analizy + wnioski przełożone na wytyczne. Bez tego pośredniego kroku (wytycznych) część studialna i projekt rozpadają się na dwie niepowiązane połówki — najczęstsza wada dyplomów projektowych.]</w:t>
       </w:r>
     </w:p>
-    <w:bookmarkEnd w:id="26"/>
-    <w:bookmarkEnd w:id="27"/>
-    <w:bookmarkStart w:id="30" w:name="rozdział-4.-koncepcja"/>
+    <w:bookmarkEnd w:id="15"/>
+    <w:bookmarkEnd w:id="16"/>
+    <w:bookmarkStart w:id="19" w:name="_d3c3217f0ee09725741f5c16d1c37eda2113068"/>
     <w:p>
       <w:pPr>
         <w:pStyle w:val="Heading1"/>
@@ -534,7 +534,7 @@
         <w:t xml:space="preserve">Rozdział 4. Koncepcja</w:t>
       </w:r>
     </w:p>
-    <w:bookmarkStart w:id="28" w:name="Xef15106d2085dd370d2b98493f228c1d88462d5"/>
+    <w:bookmarkStart w:id="17" w:name="_ef15106d2085dd370d2b98493f228c1d88462d5"/>
     <w:p>
       <w:pPr>
         <w:pStyle w:val="Heading2"/>
@@ -866,8 +866,8 @@
         <w:t xml:space="preserve">[Zestawienie powierzchni to obowiązkowy element opisu projektu. Zwróć uwagę na uzasadnienie dyspozycji funkcji przez KONSTRUKCJĘ istniejących obiektów — to przykład decyzji projektowej wynikającej wprost z analiz części studialnej (i realizującej tezę).]</w:t>
       </w:r>
     </w:p>
-    <w:bookmarkEnd w:id="28"/>
-    <w:bookmarkStart w:id="29" w:name="rozwiązania-materiałowe-i-konstrukcyjne"/>
+    <w:bookmarkEnd w:id="17"/>
+    <w:bookmarkStart w:id="18" w:name="_a794734a5924f79a373d3cc4d2db2ed1568fc2a"/>
     <w:p>
       <w:pPr>
         <w:pStyle w:val="Heading2"/>
@@ -884,9 +884,9 @@
         <w:t xml:space="preserve">Zasadę ingerencji oparto na czytelnym rozróżnieniu warstw: substancja historyczna (cegła, żeliwne słupy, drewniane stropy) jest konserwowana i eksponowana, a wszystkie elementy nowe (łącznik, klatki ewakuacyjne, antresole) wykonano w konstrukcji stalowej z przeszkleniami, odsuniętej od murów historycznych. Nowy łącznik — jedyny element kubaturowy — lokalizowano w strefie dopuszczonej planem, w miejscu niezachowanej hali, której obrys odtwarza.</w:t>
       </w:r>
     </w:p>
-    <w:bookmarkEnd w:id="29"/>
-    <w:bookmarkEnd w:id="30"/>
-    <w:bookmarkStart w:id="31" w:name="Xb109537a12bcc833c5b8ac860a27ae460111abb"/>
+    <w:bookmarkEnd w:id="18"/>
+    <w:bookmarkEnd w:id="19"/>
+    <w:bookmarkStart w:id="20" w:name="_b109537a12bcc833c5b8ac860a27ae460111abb"/>
     <w:p>
       <w:pPr>
         <w:pStyle w:val="Heading1"/>
@@ -903,8 +903,8 @@
         <w:t xml:space="preserve">Zrealizowana koncepcja potwierdza tezę pracy: pełny program centrum kultury (7 240 m²) pomieszczono w zespole przy jednej ingerencji kubaturowej, dzięki podporządkowaniu dyspozycji funkcji logice konstrukcyjnej hal. Granice rozwiązania wyznaczają: konieczność wprowadzenia nowych pionów komunikacyjnych (wymogi ewakuacji) oraz kompromis akustyczny w hali wystaw. Kierunki dalszych prac obejmują projekt zagospodarowania placu w kwartale sąsiednim i szczegółowe rozwiązania konserwatorskie elewacji.</w:t>
       </w:r>
     </w:p>
-    <w:bookmarkEnd w:id="31"/>
-    <w:bookmarkStart w:id="35" w:name="X0b03a93966d69e1746fde92992f79f5d787dd9b"/>
+    <w:bookmarkEnd w:id="20"/>
+    <w:bookmarkStart w:id="25" w:name="_0b03a93966d69e1746fde92992f79f5d787dd9b"/>
     <w:p>
       <w:pPr>
         <w:pStyle w:val="Heading1"/>
@@ -1060,7 +1060,7 @@
     </w:p>
     <w:p>
       <w:pPr>
-        <w:pStyle w:val="BodyText"/>
+        <w:pStyle w:val="FirstParagraph"/>
       </w:pPr>
       <w:r>
         <w:t xml:space="preserve">Wzór przygotowała redakcja serwisu</w:t>
@@ -1088,7 +1088,7 @@
           <w:b/>
           <w:bCs/>
         </w:rPr>
-        <w:t xml:space="preserve">Smart-Edu.ai — pierwsza wersja pracy w kilka godzin, nie w kilka miesięcy</w:t>
+        <w:t xml:space="preserve">„Jak napisać pracę magisterską z architektury” — przewodnik do tego wzoru</w:t>
       </w:r>
     </w:p>
     <w:p>
@@ -1096,21 +1096,21 @@
         <w:pStyle w:val="Note"/>
       </w:pPr>
       <w:r>
-        <w:t xml:space="preserve">Podajesz temat, kierunek studiów i wytyczne promotora, a sztuczna inteligencja generuje unikalny, gotowy do edycji tekst: z poprawną strukturą rozdziałów, przypisami i bibliografią. Rejestracja jest darmowa, płacisz wyłącznie za wygenerowany tekst.</w:t>
+        <w:t xml:space="preserve">Wzór pokazuje układ pracy. Przewodnik pokazuje, jak wypełnić każdy rozdział treścią: dobór metody i narzędzi, analiza wyników, typowe uwagi recenzentów. PDF + EPUB, 49 zł, dostęp od razu po płatności.</w:t>
       </w:r>
     </w:p>
     <w:p>
       <w:pPr>
         <w:pStyle w:val="Note"/>
       </w:pPr>
-      <w:hyperlink r:id="rId32">
+      <w:hyperlink r:id="rId21">
         <w:r>
           <w:rPr>
             <w:rStyle w:val="Hyperlink"/>
             <w:b/>
             <w:bCs/>
           </w:rPr>
-          <w:t xml:space="preserve">www.smart-edu.ai/pl/masters-thesis</w:t>
+          <w:t xml:space="preserve">praca-magisterska.pl/sklep/jak-napisac-prace-magisterska-z-architektury/</w:t>
         </w:r>
       </w:hyperlink>
     </w:p>
@@ -1119,35 +1119,50 @@
         <w:pStyle w:val="BodyText"/>
       </w:pPr>
       <w:r>
-        <w:t xml:space="preserve">Wolisz napisać pracę w pełni samodzielnie? Pomoże Ci ebook</w:t>
-      </w:r>
-      <w:r>
-        <w:t xml:space="preserve"> </w:t>
-      </w:r>
-      <w:r>
-        <w:rPr>
-          <w:b/>
-          <w:bCs/>
-        </w:rPr>
-        <w:t xml:space="preserve">„Jak napisać pracę magisterską. Kompletny przewodnik od A do Z”</w:t>
-      </w:r>
-      <w:r>
-        <w:t xml:space="preserve"> </w:t>
-      </w:r>
-      <w:r>
-        <w:t xml:space="preserve">— 250 stron praktycznych wskazówek, szablonów i checklist, z rozdziałem o etycznym korzystaniu z AI:</w:t>
-      </w:r>
-      <w:r>
-        <w:t xml:space="preserve"> </w:t>
-      </w:r>
-      <w:hyperlink r:id="rId33">
+        <w:t xml:space="preserve">Chcesz zobaczyć kompletną pracę z przypisami i bibliografią? Zajrzyj do</w:t>
+      </w:r>
+      <w:r>
+        <w:t xml:space="preserve"> </w:t>
+      </w:r>
+      <w:hyperlink r:id="rId22">
         <w:r>
           <w:rPr>
             <w:rStyle w:val="Hyperlink"/>
           </w:rPr>
-          <w:t xml:space="preserve">www.praca-magisterska.pl/sklep/praca-magisterska-ebook/</w:t>
+          <w:t xml:space="preserve">katalogu gotowych prac wzorcowych</w:t>
         </w:r>
       </w:hyperlink>
+      <w:r>
+        <w:t xml:space="preserve"> </w:t>
+      </w:r>
+      <w:r>
+        <w:t xml:space="preserve">(59 zł za pracę).</w:t>
+      </w:r>
+    </w:p>
+    <w:p>
+      <w:pPr>
+        <w:pStyle w:val="BodyText"/>
+      </w:pPr>
+      <w:r>
+        <w:t xml:space="preserve">Generator</w:t>
+      </w:r>
+      <w:r>
+        <w:t xml:space="preserve"> </w:t>
+      </w:r>
+      <w:hyperlink r:id="rId23">
+        <w:r>
+          <w:rPr>
+            <w:rStyle w:val="Hyperlink"/>
+          </w:rPr>
+          <w:t xml:space="preserve">Smart-Edu.ai</w:t>
+        </w:r>
+      </w:hyperlink>
+      <w:r>
+        <w:t xml:space="preserve"> </w:t>
+      </w:r>
+      <w:r>
+        <w:t xml:space="preserve">przygotuje pierwszą wersję tekstu z pomocą sztucznej inteligencji, jeśli wolisz zacząć od szkicu.</w:t>
+      </w:r>
     </w:p>
     <w:p>
       <w:pPr>
@@ -1163,7 +1178,7 @@
       <w:r>
         <w:t xml:space="preserve"> </w:t>
       </w:r>
-      <w:hyperlink r:id="rId34">
+      <w:hyperlink r:id="rId24">
         <w:r>
           <w:rPr>
             <w:rStyle w:val="Hyperlink"/>
@@ -1174,7 +1189,7 @@
         </w:r>
       </w:hyperlink>
     </w:p>
-    <w:bookmarkEnd w:id="35"/>
+    <w:bookmarkEnd w:id="25"/>
     <w:sectPr/>
   </w:body>
 </w:document>
@@ -1200,7 +1215,7 @@
       </w:r>
     </w:p>
   </w:footnote>
-  <w:footnote w:id="23">
+  <w:footnote w:id="12">
     <w:p>
       <w:pPr>
         <w:pStyle w:val="FootnoteText"/>
